--- a/HRCP-KKU-Academic/uploads/academic/position/3/p2doc_4.docx
+++ b/HRCP-KKU-Academic/uploads/academic/position/3/p2doc_4.docx
@@ -1326,7 +1326,7 @@
         <w:rPr>
           <w:rFonts w:ascii="TH Sarabun New" w:hAnsi="TH Sarabun New" w:cs="TH Sarabun New"/>
         </w:rPr>
-        <w:t>สม ดี</w:t>
+        <w:t>สม ดีปปปปปปปปปปปป</w:t>
       </w:r>
       <w:r>
         <w:rPr>
